--- a/6. JPA & Hibernate.docx
+++ b/6. JPA & Hibernate.docx
@@ -654,12 +654,12 @@
           <wp:inline distB="114300" distT="114300" distL="114300" distR="114300">
             <wp:extent cx="6558235" cy="3658600"/>
             <wp:effectExtent b="0" l="0" r="0" t="0"/>
-            <wp:docPr id="21" name="image15.png"/>
+            <wp:docPr id="25" name="image20.png"/>
             <a:graphic>
               <a:graphicData uri="http://schemas.openxmlformats.org/drawingml/2006/picture">
                 <pic:pic>
                   <pic:nvPicPr>
-                    <pic:cNvPr id="0" name="image15.png"/>
+                    <pic:cNvPr id="0" name="image20.png"/>
                     <pic:cNvPicPr preferRelativeResize="0"/>
                   </pic:nvPicPr>
                   <pic:blipFill>
@@ -722,12 +722,12 @@
           <wp:inline distB="114300" distT="114300" distL="114300" distR="114300">
             <wp:extent cx="6021768" cy="1530449"/>
             <wp:effectExtent b="0" l="0" r="0" t="0"/>
-            <wp:docPr id="28" name="image35.png"/>
+            <wp:docPr id="34" name="image37.png"/>
             <a:graphic>
               <a:graphicData uri="http://schemas.openxmlformats.org/drawingml/2006/picture">
                 <pic:pic>
                   <pic:nvPicPr>
-                    <pic:cNvPr id="0" name="image35.png"/>
+                    <pic:cNvPr id="0" name="image37.png"/>
                     <pic:cNvPicPr preferRelativeResize="0"/>
                   </pic:nvPicPr>
                   <pic:blipFill>
@@ -780,12 +780,12 @@
           <wp:inline distB="114300" distT="114300" distL="114300" distR="114300">
             <wp:extent cx="4774560" cy="3430000"/>
             <wp:effectExtent b="0" l="0" r="0" t="0"/>
-            <wp:docPr id="33" name="image36.png"/>
+            <wp:docPr id="42" name="image44.png"/>
             <a:graphic>
               <a:graphicData uri="http://schemas.openxmlformats.org/drawingml/2006/picture">
                 <pic:pic>
                   <pic:nvPicPr>
-                    <pic:cNvPr id="0" name="image36.png"/>
+                    <pic:cNvPr id="0" name="image44.png"/>
                     <pic:cNvPicPr preferRelativeResize="0"/>
                   </pic:nvPicPr>
                   <pic:blipFill>
@@ -838,12 +838,12 @@
           <wp:inline distB="114300" distT="114300" distL="114300" distR="114300">
             <wp:extent cx="5609375" cy="4867962"/>
             <wp:effectExtent b="0" l="0" r="0" t="0"/>
-            <wp:docPr id="36" name="image28.png"/>
+            <wp:docPr id="46" name="image42.png"/>
             <a:graphic>
               <a:graphicData uri="http://schemas.openxmlformats.org/drawingml/2006/picture">
                 <pic:pic>
                   <pic:nvPicPr>
-                    <pic:cNvPr id="0" name="image28.png"/>
+                    <pic:cNvPr id="0" name="image42.png"/>
                     <pic:cNvPicPr preferRelativeResize="0"/>
                   </pic:nvPicPr>
                   <pic:blipFill>
@@ -1040,12 +1040,12 @@
           <wp:inline distB="114300" distT="114300" distL="114300" distR="114300">
             <wp:extent cx="5731200" cy="723900"/>
             <wp:effectExtent b="0" l="0" r="0" t="0"/>
-            <wp:docPr id="16" name="image20.png"/>
+            <wp:docPr id="20" name="image27.png"/>
             <a:graphic>
               <a:graphicData uri="http://schemas.openxmlformats.org/drawingml/2006/picture">
                 <pic:pic>
                   <pic:nvPicPr>
-                    <pic:cNvPr id="0" name="image20.png"/>
+                    <pic:cNvPr id="0" name="image27.png"/>
                     <pic:cNvPicPr preferRelativeResize="0"/>
                   </pic:nvPicPr>
                   <pic:blipFill>
@@ -1208,12 +1208,12 @@
           <wp:inline distB="114300" distT="114300" distL="114300" distR="114300">
             <wp:extent cx="5731200" cy="1651000"/>
             <wp:effectExtent b="0" l="0" r="0" t="0"/>
-            <wp:docPr id="8" name="image6.png"/>
+            <wp:docPr id="10" name="image17.png"/>
             <a:graphic>
               <a:graphicData uri="http://schemas.openxmlformats.org/drawingml/2006/picture">
                 <pic:pic>
                   <pic:nvPicPr>
-                    <pic:cNvPr id="0" name="image6.png"/>
+                    <pic:cNvPr id="0" name="image17.png"/>
                     <pic:cNvPicPr preferRelativeResize="0"/>
                   </pic:nvPicPr>
                   <pic:blipFill>
@@ -1277,12 +1277,12 @@
           <wp:inline distB="114300" distT="114300" distL="114300" distR="114300">
             <wp:extent cx="5731200" cy="660400"/>
             <wp:effectExtent b="0" l="0" r="0" t="0"/>
-            <wp:docPr id="13" name="image9.png"/>
+            <wp:docPr id="17" name="image24.png"/>
             <a:graphic>
               <a:graphicData uri="http://schemas.openxmlformats.org/drawingml/2006/picture">
                 <pic:pic>
                   <pic:nvPicPr>
-                    <pic:cNvPr id="0" name="image9.png"/>
+                    <pic:cNvPr id="0" name="image24.png"/>
                     <pic:cNvPicPr preferRelativeResize="0"/>
                   </pic:nvPicPr>
                   <pic:blipFill>
@@ -1385,12 +1385,12 @@
           <wp:inline distB="114300" distT="114300" distL="114300" distR="114300">
             <wp:extent cx="5731200" cy="2984500"/>
             <wp:effectExtent b="0" l="0" r="0" t="0"/>
-            <wp:docPr id="9" name="image8.png"/>
+            <wp:docPr id="11" name="image12.png"/>
             <a:graphic>
               <a:graphicData uri="http://schemas.openxmlformats.org/drawingml/2006/picture">
                 <pic:pic>
                   <pic:nvPicPr>
-                    <pic:cNvPr id="0" name="image8.png"/>
+                    <pic:cNvPr id="0" name="image12.png"/>
                     <pic:cNvPicPr preferRelativeResize="0"/>
                   </pic:nvPicPr>
                   <pic:blipFill>
@@ -1443,12 +1443,12 @@
           <wp:inline distB="114300" distT="114300" distL="114300" distR="114300">
             <wp:extent cx="5731200" cy="2946400"/>
             <wp:effectExtent b="0" l="0" r="0" t="0"/>
-            <wp:docPr id="39" name="image40.png"/>
+            <wp:docPr id="49" name="image46.png"/>
             <a:graphic>
               <a:graphicData uri="http://schemas.openxmlformats.org/drawingml/2006/picture">
                 <pic:pic>
                   <pic:nvPicPr>
-                    <pic:cNvPr id="0" name="image40.png"/>
+                    <pic:cNvPr id="0" name="image46.png"/>
                     <pic:cNvPicPr preferRelativeResize="0"/>
                   </pic:nvPicPr>
                   <pic:blipFill>
@@ -1501,12 +1501,12 @@
           <wp:inline distB="114300" distT="114300" distL="114300" distR="114300">
             <wp:extent cx="5138738" cy="4807551"/>
             <wp:effectExtent b="0" l="0" r="0" t="0"/>
-            <wp:docPr id="24" name="image18.png"/>
+            <wp:docPr id="28" name="image23.png"/>
             <a:graphic>
               <a:graphicData uri="http://schemas.openxmlformats.org/drawingml/2006/picture">
                 <pic:pic>
                   <pic:nvPicPr>
-                    <pic:cNvPr id="0" name="image18.png"/>
+                    <pic:cNvPr id="0" name="image23.png"/>
                     <pic:cNvPicPr preferRelativeResize="0"/>
                   </pic:nvPicPr>
                   <pic:blipFill>
@@ -1630,12 +1630,12 @@
           <wp:inline distB="114300" distT="114300" distL="114300" distR="114300">
             <wp:extent cx="5731200" cy="3556000"/>
             <wp:effectExtent b="0" l="0" r="0" t="0"/>
-            <wp:docPr id="23" name="image19.png"/>
+            <wp:docPr id="27" name="image32.png"/>
             <a:graphic>
               <a:graphicData uri="http://schemas.openxmlformats.org/drawingml/2006/picture">
                 <pic:pic>
                   <pic:nvPicPr>
-                    <pic:cNvPr id="0" name="image19.png"/>
+                    <pic:cNvPr id="0" name="image32.png"/>
                     <pic:cNvPicPr preferRelativeResize="0"/>
                   </pic:nvPicPr>
                   <pic:blipFill>
@@ -1699,7 +1699,7 @@
           <wp:inline distB="114300" distT="114300" distL="114300" distR="114300">
             <wp:extent cx="5731200" cy="2781300"/>
             <wp:effectExtent b="0" l="0" r="0" t="0"/>
-            <wp:docPr id="22" name="image21.png"/>
+            <wp:docPr id="26" name="image21.png"/>
             <a:graphic>
               <a:graphicData uri="http://schemas.openxmlformats.org/drawingml/2006/picture">
                 <pic:pic>
@@ -1745,12 +1745,12 @@
           <wp:inline distB="114300" distT="114300" distL="114300" distR="114300">
             <wp:extent cx="5731200" cy="3111500"/>
             <wp:effectExtent b="0" l="0" r="0" t="0"/>
-            <wp:docPr id="15" name="image14.png"/>
+            <wp:docPr id="19" name="image2.png"/>
             <a:graphic>
               <a:graphicData uri="http://schemas.openxmlformats.org/drawingml/2006/picture">
                 <pic:pic>
                   <pic:nvPicPr>
-                    <pic:cNvPr id="0" name="image14.png"/>
+                    <pic:cNvPr id="0" name="image2.png"/>
                     <pic:cNvPicPr preferRelativeResize="0"/>
                   </pic:nvPicPr>
                   <pic:blipFill>
@@ -1791,12 +1791,12 @@
           <wp:inline distB="114300" distT="114300" distL="114300" distR="114300">
             <wp:extent cx="5731200" cy="2743200"/>
             <wp:effectExtent b="0" l="0" r="0" t="0"/>
-            <wp:docPr id="25" name="image24.png"/>
+            <wp:docPr id="29" name="image29.png"/>
             <a:graphic>
               <a:graphicData uri="http://schemas.openxmlformats.org/drawingml/2006/picture">
                 <pic:pic>
                   <pic:nvPicPr>
-                    <pic:cNvPr id="0" name="image24.png"/>
+                    <pic:cNvPr id="0" name="image29.png"/>
                     <pic:cNvPicPr preferRelativeResize="0"/>
                   </pic:nvPicPr>
                   <pic:blipFill>
@@ -2381,12 +2381,12 @@
           <wp:inline distB="114300" distT="114300" distL="114300" distR="114300">
             <wp:extent cx="5731200" cy="3543300"/>
             <wp:effectExtent b="0" l="0" r="0" t="0"/>
-            <wp:docPr id="6" name="image17.png"/>
+            <wp:docPr id="8" name="image15.png"/>
             <a:graphic>
               <a:graphicData uri="http://schemas.openxmlformats.org/drawingml/2006/picture">
                 <pic:pic>
                   <pic:nvPicPr>
-                    <pic:cNvPr id="0" name="image17.png"/>
+                    <pic:cNvPr id="0" name="image15.png"/>
                     <pic:cNvPicPr preferRelativeResize="0"/>
                   </pic:nvPicPr>
                   <pic:blipFill>
@@ -2525,12 +2525,12 @@
           <wp:inline distB="114300" distT="114300" distL="114300" distR="114300">
             <wp:extent cx="5731200" cy="2781300"/>
             <wp:effectExtent b="0" l="0" r="0" t="0"/>
-            <wp:docPr id="14" name="image13.png"/>
+            <wp:docPr id="18" name="image10.png"/>
             <a:graphic>
               <a:graphicData uri="http://schemas.openxmlformats.org/drawingml/2006/picture">
                 <pic:pic>
                   <pic:nvPicPr>
-                    <pic:cNvPr id="0" name="image13.png"/>
+                    <pic:cNvPr id="0" name="image10.png"/>
                     <pic:cNvPicPr preferRelativeResize="0"/>
                   </pic:nvPicPr>
                   <pic:blipFill>
@@ -2586,12 +2586,12 @@
           <wp:inline distB="114300" distT="114300" distL="114300" distR="114300">
             <wp:extent cx="6414024" cy="3675811"/>
             <wp:effectExtent b="0" l="0" r="0" t="0"/>
-            <wp:docPr id="17" name="image23.png"/>
+            <wp:docPr id="21" name="image22.png"/>
             <a:graphic>
               <a:graphicData uri="http://schemas.openxmlformats.org/drawingml/2006/picture">
                 <pic:pic>
                   <pic:nvPicPr>
-                    <pic:cNvPr id="0" name="image23.png"/>
+                    <pic:cNvPr id="0" name="image22.png"/>
                     <pic:cNvPicPr preferRelativeResize="0"/>
                   </pic:nvPicPr>
                   <pic:blipFill>
@@ -2647,12 +2647,12 @@
           <wp:inline distB="114300" distT="114300" distL="114300" distR="114300">
             <wp:extent cx="5462588" cy="2976294"/>
             <wp:effectExtent b="0" l="0" r="0" t="0"/>
-            <wp:docPr id="11" name="image1.png"/>
+            <wp:docPr id="14" name="image16.png"/>
             <a:graphic>
               <a:graphicData uri="http://schemas.openxmlformats.org/drawingml/2006/picture">
                 <pic:pic>
                   <pic:nvPicPr>
-                    <pic:cNvPr id="0" name="image1.png"/>
+                    <pic:cNvPr id="0" name="image16.png"/>
                     <pic:cNvPicPr preferRelativeResize="0"/>
                   </pic:nvPicPr>
                   <pic:blipFill>
@@ -2785,12 +2785,12 @@
           <wp:inline distB="114300" distT="114300" distL="114300" distR="114300">
             <wp:extent cx="5990123" cy="3820942"/>
             <wp:effectExtent b="0" l="0" r="0" t="0"/>
-            <wp:docPr id="12" name="image4.png"/>
+            <wp:docPr id="16" name="image6.png"/>
             <a:graphic>
               <a:graphicData uri="http://schemas.openxmlformats.org/drawingml/2006/picture">
                 <pic:pic>
                   <pic:nvPicPr>
-                    <pic:cNvPr id="0" name="image4.png"/>
+                    <pic:cNvPr id="0" name="image6.png"/>
                     <pic:cNvPicPr preferRelativeResize="0"/>
                   </pic:nvPicPr>
                   <pic:blipFill>
@@ -4271,12 +4271,12 @@
           <wp:inline distB="114300" distT="114300" distL="114300" distR="114300">
             <wp:extent cx="5983662" cy="2673762"/>
             <wp:effectExtent b="0" l="0" r="0" t="0"/>
-            <wp:docPr id="32" name="image33.png"/>
+            <wp:docPr id="40" name="image48.png"/>
             <a:graphic>
               <a:graphicData uri="http://schemas.openxmlformats.org/drawingml/2006/picture">
                 <pic:pic>
                   <pic:nvPicPr>
-                    <pic:cNvPr id="0" name="image33.png"/>
+                    <pic:cNvPr id="0" name="image48.png"/>
                     <pic:cNvPicPr preferRelativeResize="0"/>
                   </pic:nvPicPr>
                   <pic:blipFill>
@@ -4334,12 +4334,12 @@
           <wp:inline distB="114300" distT="114300" distL="114300" distR="114300">
             <wp:extent cx="5950908" cy="3523174"/>
             <wp:effectExtent b="0" l="0" r="0" t="0"/>
-            <wp:docPr id="30" name="image29.png"/>
+            <wp:docPr id="37" name="image28.png"/>
             <a:graphic>
               <a:graphicData uri="http://schemas.openxmlformats.org/drawingml/2006/picture">
                 <pic:pic>
                   <pic:nvPicPr>
-                    <pic:cNvPr id="0" name="image29.png"/>
+                    <pic:cNvPr id="0" name="image28.png"/>
                     <pic:cNvPicPr preferRelativeResize="0"/>
                   </pic:nvPicPr>
                   <pic:blipFill>
@@ -4403,12 +4403,12 @@
           <wp:inline distB="114300" distT="114300" distL="114300" distR="114300">
             <wp:extent cx="5731200" cy="3263900"/>
             <wp:effectExtent b="0" l="0" r="0" t="0"/>
-            <wp:docPr id="3" name="image2.png"/>
+            <wp:docPr id="4" name="image9.png"/>
             <a:graphic>
               <a:graphicData uri="http://schemas.openxmlformats.org/drawingml/2006/picture">
                 <pic:pic>
                   <pic:nvPicPr>
-                    <pic:cNvPr id="0" name="image2.png"/>
+                    <pic:cNvPr id="0" name="image9.png"/>
                     <pic:cNvPicPr preferRelativeResize="0"/>
                   </pic:nvPicPr>
                   <pic:blipFill>
@@ -4484,12 +4484,12 @@
           <wp:inline distB="114300" distT="114300" distL="114300" distR="114300">
             <wp:extent cx="5405438" cy="4459735"/>
             <wp:effectExtent b="0" l="0" r="0" t="0"/>
-            <wp:docPr id="1" name="image5.png"/>
+            <wp:docPr id="1" name="image13.png"/>
             <a:graphic>
               <a:graphicData uri="http://schemas.openxmlformats.org/drawingml/2006/picture">
                 <pic:pic>
                   <pic:nvPicPr>
-                    <pic:cNvPr id="0" name="image5.png"/>
+                    <pic:cNvPr id="0" name="image13.png"/>
                     <pic:cNvPicPr preferRelativeResize="0"/>
                   </pic:nvPicPr>
                   <pic:blipFill>
@@ -4555,12 +4555,12 @@
           <wp:inline distB="114300" distT="114300" distL="114300" distR="114300">
             <wp:extent cx="5731200" cy="3746500"/>
             <wp:effectExtent b="0" l="0" r="0" t="0"/>
-            <wp:docPr id="4" name="image3.png"/>
+            <wp:docPr id="5" name="image8.png"/>
             <a:graphic>
               <a:graphicData uri="http://schemas.openxmlformats.org/drawingml/2006/picture">
                 <pic:pic>
                   <pic:nvPicPr>
-                    <pic:cNvPr id="0" name="image3.png"/>
+                    <pic:cNvPr id="0" name="image8.png"/>
                     <pic:cNvPicPr preferRelativeResize="0"/>
                   </pic:nvPicPr>
                   <pic:blipFill>
@@ -4621,12 +4621,12 @@
           <wp:inline distB="114300" distT="114300" distL="114300" distR="114300">
             <wp:extent cx="5731200" cy="3175000"/>
             <wp:effectExtent b="0" l="0" r="0" t="0"/>
-            <wp:docPr id="5" name="image11.png"/>
+            <wp:docPr id="7" name="image33.png"/>
             <a:graphic>
               <a:graphicData uri="http://schemas.openxmlformats.org/drawingml/2006/picture">
                 <pic:pic>
                   <pic:nvPicPr>
-                    <pic:cNvPr id="0" name="image11.png"/>
+                    <pic:cNvPr id="0" name="image33.png"/>
                     <pic:cNvPicPr preferRelativeResize="0"/>
                   </pic:nvPicPr>
                   <pic:blipFill>
@@ -4750,12 +4750,12 @@
           <wp:inline distB="114300" distT="114300" distL="114300" distR="114300">
             <wp:extent cx="4081463" cy="999729"/>
             <wp:effectExtent b="0" l="0" r="0" t="0"/>
-            <wp:docPr id="38" name="image38.png"/>
+            <wp:docPr id="48" name="image45.png"/>
             <a:graphic>
               <a:graphicData uri="http://schemas.openxmlformats.org/drawingml/2006/picture">
                 <pic:pic>
                   <pic:nvPicPr>
-                    <pic:cNvPr id="0" name="image38.png"/>
+                    <pic:cNvPr id="0" name="image45.png"/>
                     <pic:cNvPicPr preferRelativeResize="0"/>
                   </pic:nvPicPr>
                   <pic:blipFill>
@@ -4807,12 +4807,12 @@
           <wp:inline distB="114300" distT="114300" distL="114300" distR="114300">
             <wp:extent cx="5995988" cy="584974"/>
             <wp:effectExtent b="0" l="0" r="0" t="0"/>
-            <wp:docPr id="18" name="image16.png"/>
+            <wp:docPr id="22" name="image11.png"/>
             <a:graphic>
               <a:graphicData uri="http://schemas.openxmlformats.org/drawingml/2006/picture">
                 <pic:pic>
                   <pic:nvPicPr>
-                    <pic:cNvPr id="0" name="image16.png"/>
+                    <pic:cNvPr id="0" name="image11.png"/>
                     <pic:cNvPicPr preferRelativeResize="0"/>
                   </pic:nvPicPr>
                   <pic:blipFill>
@@ -5077,12 +5077,12 @@
           <wp:inline distB="114300" distT="114300" distL="114300" distR="114300">
             <wp:extent cx="5535197" cy="3153775"/>
             <wp:effectExtent b="0" l="0" r="0" t="0"/>
-            <wp:docPr id="27" name="image27.png"/>
+            <wp:docPr id="31" name="image26.png"/>
             <a:graphic>
               <a:graphicData uri="http://schemas.openxmlformats.org/drawingml/2006/picture">
                 <pic:pic>
                   <pic:nvPicPr>
-                    <pic:cNvPr id="0" name="image27.png"/>
+                    <pic:cNvPr id="0" name="image26.png"/>
                     <pic:cNvPicPr preferRelativeResize="0"/>
                   </pic:nvPicPr>
                   <pic:blipFill>
@@ -5132,12 +5132,12 @@
           <wp:inline distB="114300" distT="114300" distL="114300" distR="114300">
             <wp:extent cx="3548063" cy="2775976"/>
             <wp:effectExtent b="0" l="0" r="0" t="0"/>
-            <wp:docPr id="35" name="image37.png"/>
+            <wp:docPr id="45" name="image47.png"/>
             <a:graphic>
               <a:graphicData uri="http://schemas.openxmlformats.org/drawingml/2006/picture">
                 <pic:pic>
                   <pic:nvPicPr>
-                    <pic:cNvPr id="0" name="image37.png"/>
+                    <pic:cNvPr id="0" name="image47.png"/>
                     <pic:cNvPicPr preferRelativeResize="0"/>
                   </pic:nvPicPr>
                   <pic:blipFill>
@@ -5190,12 +5190,12 @@
           <wp:inline distB="114300" distT="114300" distL="114300" distR="114300">
             <wp:extent cx="5731200" cy="2489200"/>
             <wp:effectExtent b="0" l="0" r="0" t="0"/>
-            <wp:docPr id="19" name="image22.png"/>
+            <wp:docPr id="23" name="image38.png"/>
             <a:graphic>
               <a:graphicData uri="http://schemas.openxmlformats.org/drawingml/2006/picture">
                 <pic:pic>
                   <pic:nvPicPr>
-                    <pic:cNvPr id="0" name="image22.png"/>
+                    <pic:cNvPr id="0" name="image38.png"/>
                     <pic:cNvPicPr preferRelativeResize="0"/>
                   </pic:nvPicPr>
                   <pic:blipFill>
@@ -5259,12 +5259,12 @@
           <wp:inline distB="114300" distT="114300" distL="114300" distR="114300">
             <wp:extent cx="5731200" cy="1955800"/>
             <wp:effectExtent b="0" l="0" r="0" t="0"/>
-            <wp:docPr id="10" name="image12.png"/>
+            <wp:docPr id="13" name="image4.png"/>
             <a:graphic>
               <a:graphicData uri="http://schemas.openxmlformats.org/drawingml/2006/picture">
                 <pic:pic>
                   <pic:nvPicPr>
-                    <pic:cNvPr id="0" name="image12.png"/>
+                    <pic:cNvPr id="0" name="image4.png"/>
                     <pic:cNvPicPr preferRelativeResize="0"/>
                   </pic:nvPicPr>
                   <pic:blipFill>
@@ -5756,7 +5756,7 @@
           <wp:inline distB="114300" distT="114300" distL="114300" distR="114300">
             <wp:extent cx="4633913" cy="2613038"/>
             <wp:effectExtent b="0" l="0" r="0" t="0"/>
-            <wp:docPr id="29" name="image31.png"/>
+            <wp:docPr id="35" name="image31.png"/>
             <a:graphic>
               <a:graphicData uri="http://schemas.openxmlformats.org/drawingml/2006/picture">
                 <pic:pic>
@@ -5831,12 +5831,12 @@
           <wp:inline distB="114300" distT="114300" distL="114300" distR="114300">
             <wp:extent cx="4710113" cy="3536962"/>
             <wp:effectExtent b="0" l="0" r="0" t="0"/>
-            <wp:docPr id="7" name="image10.png"/>
+            <wp:docPr id="9" name="image19.png"/>
             <a:graphic>
               <a:graphicData uri="http://schemas.openxmlformats.org/drawingml/2006/picture">
                 <pic:pic>
                   <pic:nvPicPr>
-                    <pic:cNvPr id="0" name="image10.png"/>
+                    <pic:cNvPr id="0" name="image19.png"/>
                     <pic:cNvPicPr preferRelativeResize="0"/>
                   </pic:nvPicPr>
                   <pic:blipFill>
@@ -6445,12 +6445,12 @@
           <wp:inline distB="114300" distT="114300" distL="114300" distR="114300">
             <wp:extent cx="4481513" cy="2871134"/>
             <wp:effectExtent b="0" l="0" r="0" t="0"/>
-            <wp:docPr id="20" name="image26.png"/>
+            <wp:docPr id="24" name="image35.png"/>
             <a:graphic>
               <a:graphicData uri="http://schemas.openxmlformats.org/drawingml/2006/picture">
                 <pic:pic>
                   <pic:nvPicPr>
-                    <pic:cNvPr id="0" name="image26.png"/>
+                    <pic:cNvPr id="0" name="image35.png"/>
                     <pic:cNvPicPr preferRelativeResize="0"/>
                   </pic:nvPicPr>
                   <pic:blipFill>
@@ -6501,12 +6501,12 @@
           <wp:inline distB="114300" distT="114300" distL="114300" distR="114300">
             <wp:extent cx="7188976" cy="1448214"/>
             <wp:effectExtent b="0" l="0" r="0" t="0"/>
-            <wp:docPr id="40" name="image39.png"/>
+            <wp:docPr id="50" name="image40.png"/>
             <a:graphic>
               <a:graphicData uri="http://schemas.openxmlformats.org/drawingml/2006/picture">
                 <pic:pic>
                   <pic:nvPicPr>
-                    <pic:cNvPr id="0" name="image39.png"/>
+                    <pic:cNvPr id="0" name="image40.png"/>
                     <pic:cNvPicPr preferRelativeResize="0"/>
                   </pic:nvPicPr>
                   <pic:blipFill>
@@ -6634,12 +6634,12 @@
           <wp:inline distB="114300" distT="114300" distL="114300" distR="114300">
             <wp:extent cx="5731200" cy="1676400"/>
             <wp:effectExtent b="0" l="0" r="0" t="0"/>
-            <wp:docPr id="31" name="image30.png"/>
+            <wp:docPr id="38" name="image25.png"/>
             <a:graphic>
               <a:graphicData uri="http://schemas.openxmlformats.org/drawingml/2006/picture">
                 <pic:pic>
                   <pic:nvPicPr>
-                    <pic:cNvPr id="0" name="image30.png"/>
+                    <pic:cNvPr id="0" name="image25.png"/>
                     <pic:cNvPicPr preferRelativeResize="0"/>
                   </pic:nvPicPr>
                   <pic:blipFill>
@@ -6695,12 +6695,12 @@
           <wp:inline distB="114300" distT="114300" distL="114300" distR="114300">
             <wp:extent cx="5731200" cy="2984500"/>
             <wp:effectExtent b="0" l="0" r="0" t="0"/>
-            <wp:docPr id="37" name="image34.png"/>
+            <wp:docPr id="47" name="image39.png"/>
             <a:graphic>
               <a:graphicData uri="http://schemas.openxmlformats.org/drawingml/2006/picture">
                 <pic:pic>
                   <pic:nvPicPr>
-                    <pic:cNvPr id="0" name="image34.png"/>
+                    <pic:cNvPr id="0" name="image39.png"/>
                     <pic:cNvPicPr preferRelativeResize="0"/>
                   </pic:nvPicPr>
                   <pic:blipFill>
@@ -6761,12 +6761,12 @@
           <wp:inline distB="114300" distT="114300" distL="114300" distR="114300">
             <wp:extent cx="4329113" cy="1754657"/>
             <wp:effectExtent b="0" l="0" r="0" t="0"/>
-            <wp:docPr id="26" name="image25.png"/>
+            <wp:docPr id="30" name="image34.png"/>
             <a:graphic>
               <a:graphicData uri="http://schemas.openxmlformats.org/drawingml/2006/picture">
                 <pic:pic>
                   <pic:nvPicPr>
-                    <pic:cNvPr id="0" name="image25.png"/>
+                    <pic:cNvPr id="0" name="image34.png"/>
                     <pic:cNvPicPr preferRelativeResize="0"/>
                   </pic:nvPicPr>
                   <pic:blipFill>
@@ -6812,12 +6812,12 @@
           <wp:inline distB="114300" distT="114300" distL="114300" distR="114300">
             <wp:extent cx="5731200" cy="2197100"/>
             <wp:effectExtent b="0" l="0" r="0" t="0"/>
-            <wp:docPr id="34" name="image32.png"/>
+            <wp:docPr id="44" name="image50.png"/>
             <a:graphic>
               <a:graphicData uri="http://schemas.openxmlformats.org/drawingml/2006/picture">
                 <pic:pic>
                   <pic:nvPicPr>
-                    <pic:cNvPr id="0" name="image32.png"/>
+                    <pic:cNvPr id="0" name="image50.png"/>
                     <pic:cNvPicPr preferRelativeResize="0"/>
                   </pic:nvPicPr>
                   <pic:blipFill>
@@ -7055,6 +7055,17 @@
     </w:p>
     <w:p>
       <w:pPr>
+        <w:ind w:left="720" w:firstLine="0"/>
+        <w:rPr/>
+      </w:pPr>
+      <w:r>
+        <w:rPr>
+          <w:rtl w:val="0"/>
+        </w:rPr>
+      </w:r>
+    </w:p>
+    <w:p>
+      <w:pPr>
         <w:numPr>
           <w:ilvl w:val="0"/>
           <w:numId w:val="6"/>
@@ -7068,7 +7079,20 @@
         <w:rPr>
           <w:rtl w:val="0"/>
         </w:rPr>
-        <w:t xml:space="preserve">We do not need to worry about even Entity manager, Spring Data JPA will take care of it.</w:t>
+        <w:t xml:space="preserve">We do not need to worry even about the Entity manager, Spring Data JPA will take care of it.</w:t>
+      </w:r>
+    </w:p>
+    <w:p>
+      <w:pPr>
+        <w:ind w:left="720" w:firstLine="0"/>
+        <w:rPr>
+          <w:b w:val="1"/>
+        </w:rPr>
+      </w:pPr>
+      <w:r>
+        <w:rPr>
+          <w:rtl w:val="0"/>
+        </w:rPr>
       </w:r>
     </w:p>
     <w:p>
@@ -7084,6 +7108,672 @@
       </w:pPr>
       <w:r>
         <w:rPr>
+          <w:b w:val="1"/>
+          <w:rtl w:val="0"/>
+        </w:rPr>
+        <w:t xml:space="preserve">Project - my-project-jpa-and-hibernate-d</w:t>
+      </w:r>
+    </w:p>
+    <w:p>
+      <w:pPr>
+        <w:ind w:left="720" w:firstLine="0"/>
+        <w:rPr>
+          <w:b w:val="1"/>
+        </w:rPr>
+      </w:pPr>
+      <w:r>
+        <w:rPr>
+          <w:rtl w:val="0"/>
+        </w:rPr>
+      </w:r>
+    </w:p>
+    <w:p>
+      <w:pPr>
+        <w:numPr>
+          <w:ilvl w:val="0"/>
+          <w:numId w:val="6"/>
+        </w:numPr>
+        <w:ind w:left="720" w:hanging="360"/>
+        <w:rPr>
+          <w:u w:val="none"/>
+        </w:rPr>
+      </w:pPr>
+      <w:r>
+        <w:rPr>
+          <w:rtl w:val="0"/>
+        </w:rPr>
+        <w:t xml:space="preserve">Create a new interface in the package - com.mylearning.springboot.my_project_jpa_and_hibernate_b.Course.springdatajpa;</w:t>
+      </w:r>
+    </w:p>
+    <w:p>
+      <w:pPr>
+        <w:ind w:left="720" w:firstLine="0"/>
+        <w:rPr/>
+      </w:pPr>
+      <w:r>
+        <w:rPr>
+          <w:rtl w:val="0"/>
+        </w:rPr>
+      </w:r>
+    </w:p>
+    <w:p>
+      <w:pPr>
+        <w:ind w:left="720" w:firstLine="0"/>
+        <w:rPr>
+          <w:b w:val="1"/>
+          <w:highlight w:val="yellow"/>
+        </w:rPr>
+      </w:pPr>
+      <w:r>
+        <w:rPr>
+          <w:rtl w:val="0"/>
+        </w:rPr>
+        <w:t xml:space="preserve">New Interface CourseSpringDataJpaRepository extends another </w:t>
+      </w:r>
+      <w:r>
+        <w:rPr>
+          <w:b w:val="1"/>
+          <w:highlight w:val="yellow"/>
+          <w:rtl w:val="0"/>
+        </w:rPr>
+        <w:t xml:space="preserve">interface - JpaRepository&lt;EntityToBeManaged, &gt;</w:t>
+      </w:r>
+      <w:r>
+        <w:rPr>
+          <w:rtl w:val="0"/>
+        </w:rPr>
+        <w:t xml:space="preserve"> which</w:t>
+      </w:r>
+      <w:r>
+        <w:rPr>
+          <w:b w:val="1"/>
+          <w:rtl w:val="0"/>
+        </w:rPr>
+        <w:t xml:space="preserve"> </w:t>
+      </w:r>
+      <w:r>
+        <w:rPr>
+          <w:rtl w:val="0"/>
+        </w:rPr>
+        <w:t xml:space="preserve">is a JPA specific extension of Repository.</w:t>
+      </w:r>
+      <w:r>
+        <w:rPr>
+          <w:rtl w:val="0"/>
+        </w:rPr>
+      </w:r>
+    </w:p>
+    <w:p>
+      <w:pPr>
+        <w:ind w:left="720" w:firstLine="0"/>
+        <w:rPr>
+          <w:b w:val="1"/>
+          <w:highlight w:val="yellow"/>
+        </w:rPr>
+      </w:pPr>
+      <w:r>
+        <w:rPr>
+          <w:rtl w:val="0"/>
+        </w:rPr>
+      </w:r>
+    </w:p>
+    <w:p>
+      <w:pPr>
+        <w:ind w:left="720" w:firstLine="0"/>
+        <w:rPr/>
+      </w:pPr>
+      <w:r>
+        <w:rPr>
+          <w:rtl w:val="0"/>
+        </w:rPr>
+        <w:t xml:space="preserve">As an argument we need to pass Entity to be managed &amp; Type of the Id field.</w:t>
+      </w:r>
+    </w:p>
+    <w:p>
+      <w:pPr>
+        <w:ind w:left="720" w:firstLine="0"/>
+        <w:rPr/>
+      </w:pPr>
+      <w:r>
+        <w:rPr>
+          <w:rtl w:val="0"/>
+        </w:rPr>
+      </w:r>
+    </w:p>
+    <w:p>
+      <w:pPr>
+        <w:ind w:left="720" w:firstLine="0"/>
+        <w:rPr/>
+      </w:pPr>
+      <w:r>
+        <w:rPr>
+          <w:rtl w:val="0"/>
+        </w:rPr>
+        <w:t xml:space="preserve">For our case, Entity to be managed is </w:t>
+      </w:r>
+      <w:r>
+        <w:rPr>
+          <w:b w:val="1"/>
+          <w:highlight w:val="green"/>
+          <w:rtl w:val="0"/>
+        </w:rPr>
+        <w:t xml:space="preserve">Course</w:t>
+      </w:r>
+      <w:r>
+        <w:rPr>
+          <w:rtl w:val="0"/>
+        </w:rPr>
+        <w:t xml:space="preserve"> &amp; Type of Id field is </w:t>
+      </w:r>
+      <w:r>
+        <w:rPr>
+          <w:b w:val="1"/>
+          <w:highlight w:val="green"/>
+          <w:rtl w:val="0"/>
+        </w:rPr>
+        <w:t xml:space="preserve">Long</w:t>
+      </w:r>
+      <w:r>
+        <w:rPr>
+          <w:rtl w:val="0"/>
+        </w:rPr>
+        <w:t xml:space="preserve">. </w:t>
+      </w:r>
+    </w:p>
+    <w:p>
+      <w:pPr>
+        <w:ind w:left="720" w:firstLine="0"/>
+        <w:rPr/>
+      </w:pPr>
+      <w:r>
+        <w:rPr>
+          <w:rtl w:val="0"/>
+        </w:rPr>
+      </w:r>
+    </w:p>
+    <w:p>
+      <w:pPr>
+        <w:ind w:left="720" w:firstLine="0"/>
+        <w:rPr/>
+      </w:pPr>
+      <w:r>
+        <w:rPr/>
+        <w:drawing>
+          <wp:inline distB="114300" distT="114300" distL="114300" distR="114300">
+            <wp:extent cx="5926372" cy="1496360"/>
+            <wp:effectExtent b="0" l="0" r="0" t="0"/>
+            <wp:docPr id="36" name="image36.png"/>
+            <a:graphic>
+              <a:graphicData uri="http://schemas.openxmlformats.org/drawingml/2006/picture">
+                <pic:pic>
+                  <pic:nvPicPr>
+                    <pic:cNvPr id="0" name="image36.png"/>
+                    <pic:cNvPicPr preferRelativeResize="0"/>
+                  </pic:nvPicPr>
+                  <pic:blipFill>
+                    <a:blip r:embed="rId48"/>
+                    <a:srcRect b="0" l="0" r="0" t="0"/>
+                    <a:stretch>
+                      <a:fillRect/>
+                    </a:stretch>
+                  </pic:blipFill>
+                  <pic:spPr>
+                    <a:xfrm>
+                      <a:off x="0" y="0"/>
+                      <a:ext cx="5926372" cy="1496360"/>
+                    </a:xfrm>
+                    <a:prstGeom prst="rect"/>
+                    <a:ln/>
+                  </pic:spPr>
+                </pic:pic>
+              </a:graphicData>
+            </a:graphic>
+          </wp:inline>
+        </w:drawing>
+      </w:r>
+      <w:r>
+        <w:rPr>
+          <w:rtl w:val="0"/>
+        </w:rPr>
+      </w:r>
+    </w:p>
+    <w:p>
+      <w:pPr>
+        <w:ind w:left="720" w:firstLine="0"/>
+        <w:rPr/>
+      </w:pPr>
+      <w:r>
+        <w:rPr>
+          <w:rtl w:val="0"/>
+        </w:rPr>
+      </w:r>
+    </w:p>
+    <w:p>
+      <w:pPr>
+        <w:numPr>
+          <w:ilvl w:val="0"/>
+          <w:numId w:val="6"/>
+        </w:numPr>
+        <w:ind w:left="720" w:hanging="360"/>
+        <w:rPr>
+          <w:u w:val="none"/>
+        </w:rPr>
+      </w:pPr>
+      <w:r>
+        <w:rPr>
+          <w:rtl w:val="0"/>
+        </w:rPr>
+        <w:t xml:space="preserve">Update the CourseCommandLineRunner class to use the SpringJpaRepository</w:t>
+      </w:r>
+      <w:r>
+        <w:rPr/>
+        <w:drawing>
+          <wp:inline distB="114300" distT="114300" distL="114300" distR="114300">
+            <wp:extent cx="6085776" cy="869397"/>
+            <wp:effectExtent b="0" l="0" r="0" t="0"/>
+            <wp:docPr id="33" name="image18.png"/>
+            <a:graphic>
+              <a:graphicData uri="http://schemas.openxmlformats.org/drawingml/2006/picture">
+                <pic:pic>
+                  <pic:nvPicPr>
+                    <pic:cNvPr id="0" name="image18.png"/>
+                    <pic:cNvPicPr preferRelativeResize="0"/>
+                  </pic:nvPicPr>
+                  <pic:blipFill>
+                    <a:blip r:embed="rId49"/>
+                    <a:srcRect b="71369" l="0" r="0" t="0"/>
+                    <a:stretch>
+                      <a:fillRect/>
+                    </a:stretch>
+                  </pic:blipFill>
+                  <pic:spPr>
+                    <a:xfrm>
+                      <a:off x="0" y="0"/>
+                      <a:ext cx="6085776" cy="869397"/>
+                    </a:xfrm>
+                    <a:prstGeom prst="rect"/>
+                    <a:ln/>
+                  </pic:spPr>
+                </pic:pic>
+              </a:graphicData>
+            </a:graphic>
+          </wp:inline>
+        </w:drawing>
+      </w:r>
+      <w:r>
+        <w:rPr>
+          <w:rtl w:val="0"/>
+        </w:rPr>
+      </w:r>
+    </w:p>
+    <w:p>
+      <w:pPr>
+        <w:ind w:left="720" w:firstLine="0"/>
+        <w:rPr/>
+      </w:pPr>
+      <w:r>
+        <w:rPr/>
+        <w:drawing>
+          <wp:inline distB="114300" distT="114300" distL="114300" distR="114300">
+            <wp:extent cx="5712180" cy="2452688"/>
+            <wp:effectExtent b="0" l="0" r="0" t="0"/>
+            <wp:docPr id="3" name="image14.png"/>
+            <a:graphic>
+              <a:graphicData uri="http://schemas.openxmlformats.org/drawingml/2006/picture">
+                <pic:pic>
+                  <pic:nvPicPr>
+                    <pic:cNvPr id="0" name="image14.png"/>
+                    <pic:cNvPicPr preferRelativeResize="0"/>
+                  </pic:nvPicPr>
+                  <pic:blipFill>
+                    <a:blip r:embed="rId49"/>
+                    <a:srcRect b="0" l="0" r="16640" t="28093"/>
+                    <a:stretch>
+                      <a:fillRect/>
+                    </a:stretch>
+                  </pic:blipFill>
+                  <pic:spPr>
+                    <a:xfrm>
+                      <a:off x="0" y="0"/>
+                      <a:ext cx="5712180" cy="2452688"/>
+                    </a:xfrm>
+                    <a:prstGeom prst="rect"/>
+                    <a:ln/>
+                  </pic:spPr>
+                </pic:pic>
+              </a:graphicData>
+            </a:graphic>
+          </wp:inline>
+        </w:drawing>
+      </w:r>
+      <w:r>
+        <w:rPr>
+          <w:rtl w:val="0"/>
+        </w:rPr>
+      </w:r>
+    </w:p>
+    <w:p>
+      <w:pPr>
+        <w:ind w:left="720" w:firstLine="0"/>
+        <w:rPr/>
+      </w:pPr>
+      <w:r>
+        <w:rPr>
+          <w:rtl w:val="0"/>
+        </w:rPr>
+      </w:r>
+    </w:p>
+    <w:p>
+      <w:pPr>
+        <w:numPr>
+          <w:ilvl w:val="0"/>
+          <w:numId w:val="6"/>
+        </w:numPr>
+        <w:ind w:left="720" w:hanging="360"/>
+        <w:rPr>
+          <w:u w:val="none"/>
+        </w:rPr>
+      </w:pPr>
+      <w:r>
+        <w:rPr>
+          <w:rtl w:val="0"/>
+        </w:rPr>
+        <w:t xml:space="preserve">With Spring Data JPA, even Entity Manager goes in the background, we do not need to worry about it.</w:t>
+      </w:r>
+    </w:p>
+    <w:p>
+      <w:pPr>
+        <w:rPr/>
+      </w:pPr>
+      <w:r>
+        <w:rPr>
+          <w:rtl w:val="0"/>
+        </w:rPr>
+      </w:r>
+    </w:p>
+    <w:p>
+      <w:pPr>
+        <w:numPr>
+          <w:ilvl w:val="0"/>
+          <w:numId w:val="6"/>
+        </w:numPr>
+        <w:ind w:left="720" w:hanging="360"/>
+        <w:rPr>
+          <w:u w:val="none"/>
+        </w:rPr>
+      </w:pPr>
+      <w:r>
+        <w:rPr>
+          <w:rtl w:val="0"/>
+        </w:rPr>
+        <w:t xml:space="preserve">We had to write very very less code here. We just have created an interface.</w:t>
+      </w:r>
+    </w:p>
+    <w:p>
+      <w:pPr>
+        <w:ind w:left="720" w:firstLine="0"/>
+        <w:rPr/>
+      </w:pPr>
+      <w:r>
+        <w:rPr>
+          <w:rtl w:val="0"/>
+        </w:rPr>
+      </w:r>
+    </w:p>
+    <w:p>
+      <w:pPr>
+        <w:numPr>
+          <w:ilvl w:val="0"/>
+          <w:numId w:val="6"/>
+        </w:numPr>
+        <w:ind w:left="720" w:hanging="360"/>
+        <w:rPr>
+          <w:u w:val="none"/>
+        </w:rPr>
+      </w:pPr>
+      <w:r>
+        <w:rPr>
+          <w:rtl w:val="0"/>
+        </w:rPr>
+        <w:t xml:space="preserve">It allows us to operate a lot of Entity functions</w:t>
+      </w:r>
+      <w:r>
+        <w:rPr/>
+        <w:drawing>
+          <wp:inline distB="114300" distT="114300" distL="114300" distR="114300">
+            <wp:extent cx="5731200" cy="3822700"/>
+            <wp:effectExtent b="0" l="0" r="0" t="0"/>
+            <wp:docPr id="6" name="image1.png"/>
+            <a:graphic>
+              <a:graphicData uri="http://schemas.openxmlformats.org/drawingml/2006/picture">
+                <pic:pic>
+                  <pic:nvPicPr>
+                    <pic:cNvPr id="0" name="image1.png"/>
+                    <pic:cNvPicPr preferRelativeResize="0"/>
+                  </pic:nvPicPr>
+                  <pic:blipFill>
+                    <a:blip r:embed="rId50"/>
+                    <a:srcRect b="0" l="0" r="0" t="0"/>
+                    <a:stretch>
+                      <a:fillRect/>
+                    </a:stretch>
+                  </pic:blipFill>
+                  <pic:spPr>
+                    <a:xfrm>
+                      <a:off x="0" y="0"/>
+                      <a:ext cx="5731200" cy="3822700"/>
+                    </a:xfrm>
+                    <a:prstGeom prst="rect"/>
+                    <a:ln/>
+                  </pic:spPr>
+                </pic:pic>
+              </a:graphicData>
+            </a:graphic>
+          </wp:inline>
+        </w:drawing>
+      </w:r>
+      <w:r>
+        <w:rPr>
+          <w:rtl w:val="0"/>
+        </w:rPr>
+      </w:r>
+    </w:p>
+    <w:p>
+      <w:pPr>
+        <w:ind w:left="720" w:firstLine="0"/>
+        <w:rPr/>
+      </w:pPr>
+      <w:r>
+        <w:rPr/>
+        <w:drawing>
+          <wp:inline distB="114300" distT="114300" distL="114300" distR="114300">
+            <wp:extent cx="5731200" cy="3937000"/>
+            <wp:effectExtent b="0" l="0" r="0" t="0"/>
+            <wp:docPr id="39" name="image43.png"/>
+            <a:graphic>
+              <a:graphicData uri="http://schemas.openxmlformats.org/drawingml/2006/picture">
+                <pic:pic>
+                  <pic:nvPicPr>
+                    <pic:cNvPr id="0" name="image43.png"/>
+                    <pic:cNvPicPr preferRelativeResize="0"/>
+                  </pic:nvPicPr>
+                  <pic:blipFill>
+                    <a:blip r:embed="rId51"/>
+                    <a:srcRect b="0" l="0" r="0" t="0"/>
+                    <a:stretch>
+                      <a:fillRect/>
+                    </a:stretch>
+                  </pic:blipFill>
+                  <pic:spPr>
+                    <a:xfrm>
+                      <a:off x="0" y="0"/>
+                      <a:ext cx="5731200" cy="3937000"/>
+                    </a:xfrm>
+                    <a:prstGeom prst="rect"/>
+                    <a:ln/>
+                  </pic:spPr>
+                </pic:pic>
+              </a:graphicData>
+            </a:graphic>
+          </wp:inline>
+        </w:drawing>
+      </w:r>
+      <w:r>
+        <w:rPr>
+          <w:rtl w:val="0"/>
+        </w:rPr>
+      </w:r>
+    </w:p>
+    <w:p>
+      <w:pPr>
+        <w:ind w:left="720" w:firstLine="0"/>
+        <w:rPr/>
+      </w:pPr>
+      <w:r>
+        <w:rPr>
+          <w:rtl w:val="0"/>
+        </w:rPr>
+      </w:r>
+    </w:p>
+    <w:p>
+      <w:pPr>
+        <w:numPr>
+          <w:ilvl w:val="0"/>
+          <w:numId w:val="6"/>
+        </w:numPr>
+        <w:ind w:left="720" w:hanging="360"/>
+        <w:rPr>
+          <w:u w:val="none"/>
+        </w:rPr>
+      </w:pPr>
+      <w:r>
+        <w:rPr>
+          <w:rtl w:val="0"/>
+        </w:rPr>
+        <w:t xml:space="preserve">These are the methods provided by Spring Data JPA. We can also have the custom methods &amp; those needs to be defined in the CourseSpringDataJpaRepository interface.</w:t>
+      </w:r>
+    </w:p>
+    <w:p>
+      <w:pPr>
+        <w:ind w:left="720" w:firstLine="0"/>
+        <w:rPr/>
+      </w:pPr>
+      <w:r>
+        <w:rPr>
+          <w:rtl w:val="0"/>
+        </w:rPr>
+      </w:r>
+    </w:p>
+    <w:p>
+      <w:pPr>
+        <w:numPr>
+          <w:ilvl w:val="0"/>
+          <w:numId w:val="6"/>
+        </w:numPr>
+        <w:ind w:left="720" w:hanging="360"/>
+        <w:rPr>
+          <w:u w:val="none"/>
+        </w:rPr>
+      </w:pPr>
+      <w:r>
+        <w:rPr>
+          <w:rtl w:val="0"/>
+        </w:rPr>
+        <w:t xml:space="preserve">Launch the Application &amp; query the table to see the results</w:t>
+      </w:r>
+      <w:r>
+        <w:rPr/>
+        <w:drawing>
+          <wp:inline distB="114300" distT="114300" distL="114300" distR="114300">
+            <wp:extent cx="5731200" cy="2527300"/>
+            <wp:effectExtent b="0" l="0" r="0" t="0"/>
+            <wp:docPr id="41" name="image41.png"/>
+            <a:graphic>
+              <a:graphicData uri="http://schemas.openxmlformats.org/drawingml/2006/picture">
+                <pic:pic>
+                  <pic:nvPicPr>
+                    <pic:cNvPr id="0" name="image41.png"/>
+                    <pic:cNvPicPr preferRelativeResize="0"/>
+                  </pic:nvPicPr>
+                  <pic:blipFill>
+                    <a:blip r:embed="rId52"/>
+                    <a:srcRect b="0" l="0" r="0" t="0"/>
+                    <a:stretch>
+                      <a:fillRect/>
+                    </a:stretch>
+                  </pic:blipFill>
+                  <pic:spPr>
+                    <a:xfrm>
+                      <a:off x="0" y="0"/>
+                      <a:ext cx="5731200" cy="2527300"/>
+                    </a:xfrm>
+                    <a:prstGeom prst="rect"/>
+                    <a:ln/>
+                  </pic:spPr>
+                </pic:pic>
+              </a:graphicData>
+            </a:graphic>
+          </wp:inline>
+        </w:drawing>
+      </w:r>
+      <w:r>
+        <w:rPr>
+          <w:rtl w:val="0"/>
+        </w:rPr>
+      </w:r>
+    </w:p>
+    <w:p>
+      <w:pPr>
+        <w:ind w:left="720" w:firstLine="0"/>
+        <w:rPr/>
+      </w:pPr>
+      <w:r>
+        <w:rPr/>
+        <w:drawing>
+          <wp:inline distB="114300" distT="114300" distL="114300" distR="114300">
+            <wp:extent cx="5072063" cy="2771941"/>
+            <wp:effectExtent b="0" l="0" r="0" t="0"/>
+            <wp:docPr id="12" name="image3.png"/>
+            <a:graphic>
+              <a:graphicData uri="http://schemas.openxmlformats.org/drawingml/2006/picture">
+                <pic:pic>
+                  <pic:nvPicPr>
+                    <pic:cNvPr id="0" name="image3.png"/>
+                    <pic:cNvPicPr preferRelativeResize="0"/>
+                  </pic:nvPicPr>
+                  <pic:blipFill>
+                    <a:blip r:embed="rId53"/>
+                    <a:srcRect b="0" l="0" r="0" t="0"/>
+                    <a:stretch>
+                      <a:fillRect/>
+                    </a:stretch>
+                  </pic:blipFill>
+                  <pic:spPr>
+                    <a:xfrm>
+                      <a:off x="0" y="0"/>
+                      <a:ext cx="5072063" cy="2771941"/>
+                    </a:xfrm>
+                    <a:prstGeom prst="rect"/>
+                    <a:ln/>
+                  </pic:spPr>
+                </pic:pic>
+              </a:graphicData>
+            </a:graphic>
+          </wp:inline>
+        </w:drawing>
+      </w:r>
+      <w:r>
+        <w:rPr>
+          <w:rtl w:val="0"/>
+        </w:rPr>
+      </w:r>
+    </w:p>
+    <w:p>
+      <w:pPr>
+        <w:rPr/>
+      </w:pPr>
+      <w:r>
+        <w:rPr>
           <w:rtl w:val="0"/>
         </w:rPr>
       </w:r>
@@ -7120,6 +7810,195 @@
       <w:pPr>
         <w:rPr/>
       </w:pPr>
+      <w:r>
+        <w:rPr>
+          <w:rtl w:val="0"/>
+        </w:rPr>
+      </w:r>
+    </w:p>
+    <w:p>
+      <w:pPr>
+        <w:rPr/>
+      </w:pPr>
+      <w:r>
+        <w:rPr>
+          <w:rtl w:val="0"/>
+        </w:rPr>
+        <w:t xml:space="preserve">Lets define the custom methods for our project which are not offered by the Spring Data JPA</w:t>
+      </w:r>
+    </w:p>
+    <w:p>
+      <w:pPr>
+        <w:rPr/>
+      </w:pPr>
+      <w:r>
+        <w:rPr>
+          <w:rtl w:val="0"/>
+        </w:rPr>
+        <w:t xml:space="preserve">For example - find by name or author.</w:t>
+      </w:r>
+    </w:p>
+    <w:p>
+      <w:pPr>
+        <w:rPr/>
+      </w:pPr>
+      <w:r>
+        <w:rPr>
+          <w:rtl w:val="0"/>
+        </w:rPr>
+      </w:r>
+    </w:p>
+    <w:p>
+      <w:pPr>
+        <w:rPr/>
+      </w:pPr>
+      <w:r>
+        <w:rPr/>
+        <w:drawing>
+          <wp:inline distB="114300" distT="114300" distL="114300" distR="114300">
+            <wp:extent cx="5731200" cy="2057400"/>
+            <wp:effectExtent b="0" l="0" r="0" t="0"/>
+            <wp:docPr id="32" name="image30.png"/>
+            <a:graphic>
+              <a:graphicData uri="http://schemas.openxmlformats.org/drawingml/2006/picture">
+                <pic:pic>
+                  <pic:nvPicPr>
+                    <pic:cNvPr id="0" name="image30.png"/>
+                    <pic:cNvPicPr preferRelativeResize="0"/>
+                  </pic:nvPicPr>
+                  <pic:blipFill>
+                    <a:blip r:embed="rId54"/>
+                    <a:srcRect b="0" l="0" r="0" t="0"/>
+                    <a:stretch>
+                      <a:fillRect/>
+                    </a:stretch>
+                  </pic:blipFill>
+                  <pic:spPr>
+                    <a:xfrm>
+                      <a:off x="0" y="0"/>
+                      <a:ext cx="5731200" cy="2057400"/>
+                    </a:xfrm>
+                    <a:prstGeom prst="rect"/>
+                    <a:ln/>
+                  </pic:spPr>
+                </pic:pic>
+              </a:graphicData>
+            </a:graphic>
+          </wp:inline>
+        </w:drawing>
+      </w:r>
+      <w:r>
+        <w:rPr>
+          <w:rtl w:val="0"/>
+        </w:rPr>
+      </w:r>
+    </w:p>
+    <w:p>
+      <w:pPr>
+        <w:rPr/>
+      </w:pPr>
+      <w:r>
+        <w:rPr>
+          <w:rtl w:val="0"/>
+        </w:rPr>
+      </w:r>
+    </w:p>
+    <w:p>
+      <w:pPr>
+        <w:rPr/>
+      </w:pPr>
+      <w:r>
+        <w:rPr>
+          <w:rtl w:val="0"/>
+        </w:rPr>
+        <w:t xml:space="preserve">These functions can be called from the CommandLineRunner class</w:t>
+      </w:r>
+      <w:r>
+        <w:rPr/>
+        <w:drawing>
+          <wp:inline distB="114300" distT="114300" distL="114300" distR="114300">
+            <wp:extent cx="5731200" cy="2120900"/>
+            <wp:effectExtent b="0" l="0" r="0" t="0"/>
+            <wp:docPr id="43" name="image49.png"/>
+            <a:graphic>
+              <a:graphicData uri="http://schemas.openxmlformats.org/drawingml/2006/picture">
+                <pic:pic>
+                  <pic:nvPicPr>
+                    <pic:cNvPr id="0" name="image49.png"/>
+                    <pic:cNvPicPr preferRelativeResize="0"/>
+                  </pic:nvPicPr>
+                  <pic:blipFill>
+                    <a:blip r:embed="rId55"/>
+                    <a:srcRect b="0" l="0" r="0" t="0"/>
+                    <a:stretch>
+                      <a:fillRect/>
+                    </a:stretch>
+                  </pic:blipFill>
+                  <pic:spPr>
+                    <a:xfrm>
+                      <a:off x="0" y="0"/>
+                      <a:ext cx="5731200" cy="2120900"/>
+                    </a:xfrm>
+                    <a:prstGeom prst="rect"/>
+                    <a:ln/>
+                  </pic:spPr>
+                </pic:pic>
+              </a:graphicData>
+            </a:graphic>
+          </wp:inline>
+        </w:drawing>
+      </w:r>
+      <w:r>
+        <w:rPr>
+          <w:rtl w:val="0"/>
+        </w:rPr>
+      </w:r>
+    </w:p>
+    <w:p>
+      <w:pPr>
+        <w:rPr/>
+      </w:pPr>
+      <w:r>
+        <w:rPr>
+          <w:rtl w:val="0"/>
+        </w:rPr>
+        <w:t xml:space="preserve">Launch the application to see the results:</w:t>
+      </w:r>
+      <w:r>
+        <w:rPr/>
+        <w:drawing>
+          <wp:inline distB="114300" distT="114300" distL="114300" distR="114300">
+            <wp:extent cx="5731200" cy="3124200"/>
+            <wp:effectExtent b="0" l="0" r="0" t="0"/>
+            <wp:docPr id="15" name="image5.png"/>
+            <a:graphic>
+              <a:graphicData uri="http://schemas.openxmlformats.org/drawingml/2006/picture">
+                <pic:pic>
+                  <pic:nvPicPr>
+                    <pic:cNvPr id="0" name="image5.png"/>
+                    <pic:cNvPicPr preferRelativeResize="0"/>
+                  </pic:nvPicPr>
+                  <pic:blipFill>
+                    <a:blip r:embed="rId56"/>
+                    <a:srcRect b="0" l="0" r="0" t="0"/>
+                    <a:stretch>
+                      <a:fillRect/>
+                    </a:stretch>
+                  </pic:blipFill>
+                  <pic:spPr>
+                    <a:xfrm>
+                      <a:off x="0" y="0"/>
+                      <a:ext cx="5731200" cy="3124200"/>
+                    </a:xfrm>
+                    <a:prstGeom prst="rect"/>
+                    <a:ln/>
+                  </pic:spPr>
+                </pic:pic>
+              </a:graphicData>
+            </a:graphic>
+          </wp:inline>
+        </w:drawing>
+      </w:r>
       <w:r>
         <w:rPr>
           <w:rtl w:val="0"/>
